--- a/Product_Output/Project_Writeup.docx
+++ b/Product_Output/Project_Writeup.docx
@@ -65,13 +65,21 @@
         <w:br w:type="page"/>
       </w:r>
     </w:p>
-    <w:bookmarkStart w:id="22" w:name="Xe9a036b7bd22362b36dfde584c7697bfded04df"/>
+    <w:bookmarkStart w:id="20" w:name="overview"/>
     <w:p>
       <w:pPr>
         <w:pStyle w:val="Heading1"/>
       </w:pPr>
       <w:r>
-        <w:t xml:space="preserve">Skipjack Science Lifting the Pacific Region’s Economic Ceiling</w:t>
+        <w:t xml:space="preserve">Overview</w:t>
+      </w:r>
+    </w:p>
+    <w:p>
+      <w:pPr>
+        <w:pStyle w:val="FirstParagraph"/>
+      </w:pPr>
+      <w:r>
+        <w:t xml:space="preserve">the P</w:t>
       </w:r>
     </w:p>
     <w:p>
@@ -79,26 +87,36 @@
         <w:br w:type="page"/>
       </w:r>
     </w:p>
-    <w:bookmarkStart w:id="21" w:name="X3c5627283f59d4c6506f756c591a9d96509e861"/>
+    <w:bookmarkEnd w:id="20"/>
+    <w:bookmarkStart w:id="21" w:name="findings"/>
     <w:p>
       <w:pPr>
-        <w:pStyle w:val="Heading2"/>
+        <w:pStyle w:val="Heading1"/>
       </w:pPr>
       <w:r>
-        <w:t xml:space="preserve">Skipjack Science Lifting the Pacific Region’s Economic Ceiling</w:t>
+        <w:t xml:space="preserve">Findings</w:t>
       </w:r>
     </w:p>
-    <w:bookmarkStart w:id="20" w:name="Xed6df0cba5abf07e4defce4a7c12671e0637865"/>
     <w:p>
-      <w:pPr>
-        <w:pStyle w:val="Heading3"/>
-      </w:pPr>
       <w:r>
-        <w:t xml:space="preserve">Skipjack Science Lifting the Pacific Region’s Economic Ceiling</w:t>
+        <w:br w:type="page"/>
       </w:r>
     </w:p>
-    <w:bookmarkEnd w:id="20"/>
     <w:bookmarkEnd w:id="21"/>
+    <w:bookmarkStart w:id="22" w:name="recommendations"/>
+    <w:p>
+      <w:pPr>
+        <w:pStyle w:val="Heading1"/>
+      </w:pPr>
+      <w:r>
+        <w:t xml:space="preserve">Recommendations</w:t>
+      </w:r>
+    </w:p>
+    <w:p>
+      <w:r>
+        <w:br w:type="page"/>
+      </w:r>
+    </w:p>
     <w:bookmarkEnd w:id="22"/>
     <w:bookmarkStart w:id="23" w:name="references"/>
     <w:p>
@@ -294,7 +312,7 @@
         <w:noProof/>
       </w:rPr>
       <w:drawing>
-        <wp:anchor distT="0" distB="0" distL="114300" distR="114300" simplePos="0" relativeHeight="251656704" behindDoc="0" locked="0" layoutInCell="1" allowOverlap="1" wp14:anchorId="1B71EE69" wp14:editId="52B822B2">
+        <wp:anchor distT="0" distB="0" distL="114300" distR="114300" simplePos="0" relativeHeight="251657216" behindDoc="0" locked="0" layoutInCell="1" allowOverlap="1" wp14:anchorId="1B71EE69" wp14:editId="52B822B2">
           <wp:simplePos x="0" y="0"/>
           <wp:positionH relativeFrom="column">
             <wp:posOffset>-1123950</wp:posOffset>
@@ -368,6 +386,10 @@
         <w:r>
           <w:rPr>
             <w:rStyle w:val="PlaceholderText"/>
+            <w:i/>
+            <w:iCs/>
+            <w:sz w:val="20"/>
+            <w:szCs w:val="22"/>
           </w:rPr>
           <w:t>[Title]</w:t>
         </w:r>
@@ -410,6 +432,10 @@
         <w:r>
           <w:rPr>
             <w:rStyle w:val="PlaceholderText"/>
+            <w:i/>
+            <w:iCs/>
+            <w:sz w:val="20"/>
+            <w:szCs w:val="22"/>
           </w:rPr>
           <w:t>[Title]</w:t>
         </w:r>
@@ -426,7 +452,7 @@
         <w:noProof/>
       </w:rPr>
       <w:drawing>
-        <wp:anchor distT="0" distB="0" distL="114300" distR="114300" simplePos="0" relativeHeight="251658240" behindDoc="0" locked="0" layoutInCell="1" allowOverlap="1" wp14:anchorId="2FFC31E3" wp14:editId="639A1CFD">
+        <wp:anchor distT="0" distB="0" distL="114300" distR="114300" simplePos="0" relativeHeight="251659264" behindDoc="0" locked="0" layoutInCell="1" allowOverlap="1" wp14:anchorId="2FFC31E3" wp14:editId="639A1CFD">
           <wp:simplePos x="0" y="0"/>
           <wp:positionH relativeFrom="column">
             <wp:posOffset>-1142431</wp:posOffset>

--- a/Product_Output/Project_Writeup.docx
+++ b/Product_Output/Project_Writeup.docx
@@ -15,7 +15,7 @@
         <w:pStyle w:val="Subtitle"/>
       </w:pPr>
       <w:r>
-        <w:t xml:space="preserve">Final Version</w:t>
+        <w:t xml:space="preserve">Draft write up</w:t>
       </w:r>
     </w:p>
     <w:p>
@@ -34,38 +34,12 @@
         <w:t xml:space="preserve">19 December 2024</w:t>
       </w:r>
     </w:p>
-    <w:sdt>
-      <w:sdtPr>
-        <w:docPartObj>
-          <w:docPartGallery w:val="Table of Contents"/>
-          <w:docPartUnique/>
-        </w:docPartObj>
-      </w:sdtPr>
-      <w:sdtContent>
-        <w:p>
-          <w:pPr>
-            <w:pStyle w:val="TOCHeading"/>
-          </w:pPr>
-          <w:r>
-            <w:t xml:space="preserve">Table of Contents</w:t>
-          </w:r>
-        </w:p>
-        <w:p>
-          <w:r>
-            <w:fldChar w:fldCharType="begin" w:dirty="true"/>
-            <w:instrText xml:space="preserve">TOC \o "1-3" \h \z \u</w:instrText>
-            <w:fldChar w:fldCharType="separate"/>
-            <w:fldChar w:fldCharType="end"/>
-          </w:r>
-        </w:p>
-      </w:sdtContent>
-    </w:sdt>
     <w:p>
       <w:r>
         <w:br w:type="page"/>
       </w:r>
     </w:p>
-    <w:bookmarkStart w:id="20" w:name="overview"/>
+    <w:bookmarkStart w:id="27" w:name="overview"/>
     <w:p>
       <w:pPr>
         <w:pStyle w:val="Heading1"/>
@@ -79,7 +53,345 @@
         <w:pStyle w:val="FirstParagraph"/>
       </w:pPr>
       <w:r>
-        <w:t xml:space="preserve">the P</w:t>
+        <w:t xml:space="preserve">The scale and diversity within the Pacific region is something that only becomes apparent when you consistently measuring its different aspects. For understanding the importance of the role of fishing across the entire breadth of pacific economies and communities, the most comprehensive and definitive set of metrics derive from the Benefish reports, the lastest being its fourth iteration, the</w:t>
+      </w:r>
+      <w:r>
+        <w:t xml:space="preserve"> </w:t>
+      </w:r>
+      <w:r>
+        <w:t xml:space="preserve">Gillett and Fong (2023)</w:t>
+      </w:r>
+      <w:r>
+        <w:t xml:space="preserve"> </w:t>
+      </w:r>
+      <w:r>
+        <w:t xml:space="preserve">publication.</w:t>
+      </w:r>
+    </w:p>
+    <w:p>
+      <w:pPr>
+        <w:pStyle w:val="BodyText"/>
+      </w:pPr>
+      <w:r>
+        <w:t xml:space="preserve">Significant effort went into the</w:t>
+      </w:r>
+      <w:r>
+        <w:t xml:space="preserve"> </w:t>
+      </w:r>
+      <w:r>
+        <w:rPr>
+          <w:i/>
+          <w:iCs/>
+        </w:rPr>
+        <w:t xml:space="preserve">FISHERIES in the ECONOMIES of Pacific Island Countries and Territories</w:t>
+      </w:r>
+      <w:r>
+        <w:t xml:space="preserve">, Benefish Study 4 (Benefish4) report, and its contents cover:</w:t>
+      </w:r>
+    </w:p>
+    <w:p>
+      <w:pPr>
+        <w:numPr>
+          <w:ilvl w:val="0"/>
+          <w:numId w:val="1001"/>
+        </w:numPr>
+      </w:pPr>
+      <w:r>
+        <w:t xml:space="preserve">A fisheries-oriented discussion of macroeconomics,</w:t>
+      </w:r>
+    </w:p>
+    <w:p>
+      <w:pPr>
+        <w:numPr>
+          <w:ilvl w:val="0"/>
+          <w:numId w:val="1001"/>
+        </w:numPr>
+      </w:pPr>
+      <w:r>
+        <w:t xml:space="preserve">Country information on specific topics (fisheries production, contribution to gross domestic product [GDP], etc.),</w:t>
+      </w:r>
+    </w:p>
+    <w:p>
+      <w:pPr>
+        <w:numPr>
+          <w:ilvl w:val="0"/>
+          <w:numId w:val="1001"/>
+        </w:numPr>
+      </w:pPr>
+      <w:r>
+        <w:t xml:space="preserve">A discussion of important topics across all countries (e.g. the regional significance of access and exports of fishery products),</w:t>
+      </w:r>
+    </w:p>
+    <w:p>
+      <w:pPr>
+        <w:numPr>
+          <w:ilvl w:val="0"/>
+          <w:numId w:val="1001"/>
+        </w:numPr>
+      </w:pPr>
+      <w:r>
+        <w:t xml:space="preserve">Comparisons with results of previous Benefish studies, some important features of the benefits from fisheries that have emerged from this study, and</w:t>
+      </w:r>
+    </w:p>
+    <w:p>
+      <w:pPr>
+        <w:numPr>
+          <w:ilvl w:val="0"/>
+          <w:numId w:val="1001"/>
+        </w:numPr>
+      </w:pPr>
+      <w:r>
+        <w:t xml:space="preserve">Recommendations on improving the measurement of fisheries benefits and assuring the continuity of those benefits.</w:t>
+      </w:r>
+    </w:p>
+    <w:p>
+      <w:pPr>
+        <w:pStyle w:val="FirstParagraph"/>
+      </w:pPr>
+      <w:r>
+        <w:t xml:space="preserve">The data compiliation process involved two consultants</w:t>
+      </w:r>
+      <w:r>
+        <w:rPr>
+          <w:rStyle w:val="FootnoteReference"/>
+        </w:rPr>
+        <w:footnoteReference w:id="20"/>
+      </w:r>
+      <w:r>
+        <w:t xml:space="preserve"> </w:t>
+      </w:r>
+      <w:r>
+        <w:t xml:space="preserve">visiting the fisheries and statistical agencies of 24 Pacific Island Countries and Territories (PICTs) to collect and ground-truth the myriad of different metrics they sought to collect. In-country time was limited to a couple of days within each PICT, together with lead up and post-visit engagement with the specialists from each area.</w:t>
+      </w:r>
+    </w:p>
+    <w:bookmarkStart w:id="24" w:name="X047534d214366a2cf47ec0cefbd8245a64ca493"/>
+    <w:p>
+      <w:pPr>
+        <w:pStyle w:val="Heading2"/>
+      </w:pPr>
+      <w:r>
+        <w:t xml:space="preserve">Comprehensive but statistical methodologically inconsistent</w:t>
+      </w:r>
+    </w:p>
+    <w:p>
+      <w:pPr>
+        <w:pStyle w:val="FirstParagraph"/>
+      </w:pPr>
+      <w:r>
+        <w:t xml:space="preserve">Weighing in at 705 pages, Benefish4 is indeed a meaty tomb, which is simultaneously its advantage and its disadvantage.</w:t>
+      </w:r>
+    </w:p>
+    <w:p>
+      <w:pPr>
+        <w:pStyle w:val="BodyText"/>
+      </w:pPr>
+      <w:r>
+        <w:t xml:space="preserve">FAME’s Director has observed the local chapter for each book is</w:t>
+      </w:r>
+      <w:r>
+        <w:t xml:space="preserve"> </w:t>
+      </w:r>
+      <w:r>
+        <w:t xml:space="preserve">“well-thumbed”</w:t>
+      </w:r>
+      <w:r>
+        <w:t xml:space="preserve"> </w:t>
+      </w:r>
+      <w:r>
+        <w:t xml:space="preserve">when he has visited regional fisheries departments. Local experts find value in their country chapters. But, those same country experts are not</w:t>
+      </w:r>
+      <w:r>
+        <w:t xml:space="preserve"> </w:t>
+      </w:r>
+      <w:r>
+        <w:t xml:space="preserve">“well-thumbing”</w:t>
+      </w:r>
+      <w:r>
+        <w:t xml:space="preserve"> </w:t>
+      </w:r>
+      <w:r>
+        <w:t xml:space="preserve">other country’s chapters. As a tool for stimulating evidence-based cross-country learnings, its lack of cross-country common classifications and standards, and its variable definitional inconsistancy lessenes its utility.</w:t>
+      </w:r>
+    </w:p>
+    <w:p>
+      <w:pPr>
+        <w:pStyle w:val="BodyText"/>
+      </w:pPr>
+      <w:r>
+        <w:t xml:space="preserve">While comprehensive about</w:t>
+      </w:r>
+      <w:r>
+        <w:t xml:space="preserve"> </w:t>
+      </w:r>
+      <w:r>
+        <w:rPr>
+          <w:i/>
+          <w:iCs/>
+        </w:rPr>
+        <w:t xml:space="preserve">each country</w:t>
+      </w:r>
+      <w:r>
+        <w:t xml:space="preserve">, Benefish4 is inconsistent</w:t>
+      </w:r>
+      <w:r>
+        <w:t xml:space="preserve"> </w:t>
+      </w:r>
+      <w:r>
+        <w:rPr>
+          <w:i/>
+          <w:iCs/>
+        </w:rPr>
+        <w:t xml:space="preserve">between country</w:t>
+      </w:r>
+      <w:r>
+        <w:t xml:space="preserve"> </w:t>
+      </w:r>
+      <w:r>
+        <w:t xml:space="preserve">metrics. Where possible, the authors have sought to standardise metrics where common definitions exist; for example, for economic value-added. However, where common taxonomies and classifications do not exist, each country’s metrics reflect back how those country’s define different measures.</w:t>
+      </w:r>
+    </w:p>
+    <w:p>
+      <w:pPr>
+        <w:pStyle w:val="BodyText"/>
+      </w:pPr>
+      <w:r>
+        <w:t xml:space="preserve">“Domestic Fish Consumption”</w:t>
+      </w:r>
+      <w:r>
+        <w:t xml:space="preserve"> </w:t>
+      </w:r>
+      <w:r>
+        <w:t xml:space="preserve">is a typical example of statistical methodological inconsistency. Fijian fish consumption metrics are split between fresh fish, invertebrates, and canned fish groups, and reported as per capita kilograms per annum measures for four</w:t>
+      </w:r>
+      <w:r>
+        <w:t xml:space="preserve"> </w:t>
+      </w:r>
+      <w:r>
+        <w:t xml:space="preserve">“village”</w:t>
+      </w:r>
+      <w:r>
+        <w:t xml:space="preserve"> </w:t>
+      </w:r>
+      <w:r>
+        <w:t xml:space="preserve">locations.</w:t>
+      </w:r>
+      <w:r>
+        <w:rPr>
+          <w:rStyle w:val="FootnoteReference"/>
+        </w:rPr>
+        <w:footnoteReference w:id="21"/>
+      </w:r>
+      <w:r>
+        <w:t xml:space="preserve"> </w:t>
+      </w:r>
+      <w:r>
+        <w:t xml:space="preserve">However, the Solomon Islands</w:t>
+      </w:r>
+      <w:r>
+        <w:t xml:space="preserve"> </w:t>
+      </w:r>
+      <w:r>
+        <w:t xml:space="preserve">“Domestic Fish Consumption”</w:t>
+      </w:r>
+      <w:r>
+        <w:t xml:space="preserve"> </w:t>
+      </w:r>
+      <w:r>
+        <w:t xml:space="preserve">is split into five aggregate fish groupings, and reported as mean daily grams per capita.</w:t>
+      </w:r>
+      <w:r>
+        <w:rPr>
+          <w:rStyle w:val="FootnoteReference"/>
+        </w:rPr>
+        <w:footnoteReference w:id="22"/>
+      </w:r>
+      <w:r>
+        <w:t xml:space="preserve"> </w:t>
+      </w:r>
+      <w:r>
+        <w:t xml:space="preserve">Despite reported consumption statistics available for each country, it is not clear whether Fijians are consume more or less fish compared to Solomon Islanders.</w:t>
+      </w:r>
+      <w:r>
+        <w:rPr>
+          <w:rStyle w:val="FootnoteReference"/>
+        </w:rPr>
+        <w:footnoteReference w:id="23"/>
+      </w:r>
+    </w:p>
+    <w:bookmarkEnd w:id="24"/>
+    <w:bookmarkStart w:id="25" w:name="a-paper-based-report-for-a-digital-age"/>
+    <w:p>
+      <w:pPr>
+        <w:pStyle w:val="Heading2"/>
+      </w:pPr>
+      <w:r>
+        <w:t xml:space="preserve">A paper-based report for a digital age</w:t>
+      </w:r>
+    </w:p>
+    <w:p>
+      <w:pPr>
+        <w:pStyle w:val="FirstParagraph"/>
+      </w:pPr>
+      <w:r>
+        <w:t xml:space="preserve">The publication is published in a PDF format, restricting its publication to book format only. Very little data analytics are possible because of the format of the data. There is a lot of</w:t>
+      </w:r>
+      <w:r>
+        <w:t xml:space="preserve"> </w:t>
+      </w:r>
+      <w:r>
+        <w:t xml:space="preserve">“heavy data lifting”</w:t>
+      </w:r>
+      <w:r>
+        <w:t xml:space="preserve"> </w:t>
+      </w:r>
+      <w:r>
+        <w:t xml:space="preserve">before an interested investigator could even get close to making inferences using Benefish4 information. And most of that heavy lifting directly relates to the publication medium, and its lack of machine-readable data.</w:t>
+      </w:r>
+    </w:p>
+    <w:p>
+      <w:pPr>
+        <w:pStyle w:val="BodyText"/>
+      </w:pPr>
+      <w:r>
+        <w:t xml:space="preserve">For example, the</w:t>
+      </w:r>
+      <w:r>
+        <w:t xml:space="preserve"> </w:t>
+      </w:r>
+      <w:r>
+        <w:t xml:space="preserve">“Domestic Fish Consumption”</w:t>
+      </w:r>
+      <w:r>
+        <w:t xml:space="preserve"> </w:t>
+      </w:r>
+      <w:r>
+        <w:t xml:space="preserve">metrics cannot be compared to the average life expectancy or other health measures to draw inferences about how fisheries activity effects health outcomes. Using the Benefish4 data for data analysis would require the investigator working through the pdf report country-by-country, compiling the relevant table into a single measure table for the pacific. After compiliation, the data would need to be adjusted for country-specific differences before being enriched with similar compiled and adjusted health measures for each country. The data transformation process is well-known to most investigation, but the paper-based format of the publication makes the process just that much more harder.</w:t>
+      </w:r>
+    </w:p>
+    <w:bookmarkEnd w:id="25"/>
+    <w:bookmarkStart w:id="26" w:name="Xe6be30a326f2e359ca0ef84dc16d117040b0445"/>
+    <w:p>
+      <w:pPr>
+        <w:pStyle w:val="Heading2"/>
+      </w:pPr>
+      <w:r>
+        <w:t xml:space="preserve">Resource intensive with a four-year repeat cycle</w:t>
+      </w:r>
+    </w:p>
+    <w:p>
+      <w:pPr>
+        <w:pStyle w:val="FirstParagraph"/>
+      </w:pPr>
+      <w:r>
+        <w:t xml:space="preserve">The first Benefish reports were produced in 2001 and 2008 from Asian Development Bank funding. The third report started in 2014, and was completed in 2016. The fourth report commenced in September 2022, and was completed in April 2023.</w:t>
+      </w:r>
+    </w:p>
+    <w:p>
+      <w:pPr>
+        <w:pStyle w:val="BodyText"/>
+      </w:pPr>
+      <w:r>
+        <w:t xml:space="preserve">Part of</w:t>
       </w:r>
     </w:p>
     <w:p>
@@ -87,8 +399,9 @@
         <w:br w:type="page"/>
       </w:r>
     </w:p>
-    <w:bookmarkEnd w:id="20"/>
-    <w:bookmarkStart w:id="21" w:name="findings"/>
+    <w:bookmarkEnd w:id="26"/>
+    <w:bookmarkEnd w:id="27"/>
+    <w:bookmarkStart w:id="30" w:name="findings"/>
     <w:p>
       <w:pPr>
         <w:pStyle w:val="Heading1"/>
@@ -98,12 +411,107 @@
       </w:r>
     </w:p>
     <w:p>
+      <w:pPr>
+        <w:pStyle w:val="FirstParagraph"/>
+      </w:pPr>
+      <w:r>
+        <w:t xml:space="preserve">Benefish4 is too broad: its too many things, and future reports need to be scaled down.</w:t>
+      </w:r>
+    </w:p>
+    <w:p>
+      <w:pPr>
+        <w:pStyle w:val="BodyText"/>
+      </w:pPr>
+      <w:r>
+        <w:t xml:space="preserve">Future Benefish reports:</w:t>
+      </w:r>
+    </w:p>
+    <w:p>
+      <w:pPr>
+        <w:numPr>
+          <w:ilvl w:val="0"/>
+          <w:numId w:val="1002"/>
+        </w:numPr>
+      </w:pPr>
+      <w:r>
+        <w:t xml:space="preserve">Need more statistical structure around what is being collected, and data collection systems planned and developed accordingly</w:t>
+      </w:r>
+    </w:p>
+    <w:p>
+      <w:pPr>
+        <w:numPr>
+          <w:ilvl w:val="0"/>
+          <w:numId w:val="1002"/>
+        </w:numPr>
+      </w:pPr>
+      <w:r>
+        <w:t xml:space="preserve">More use needs to be made of administrative data, especially around measures possible from FAME data sources.</w:t>
+      </w:r>
+    </w:p>
+    <w:p>
+      <w:pPr>
+        <w:numPr>
+          <w:ilvl w:val="0"/>
+          <w:numId w:val="1002"/>
+        </w:numPr>
+      </w:pPr>
+      <w:r>
+        <w:t xml:space="preserve">Data collection needs to be co-ordinated across Pacific actors who are more active in each area.</w:t>
+      </w:r>
+      <w:r>
+        <w:t xml:space="preserve"> </w:t>
+      </w:r>
+      <w:r>
+        <w:t xml:space="preserve">The work of organisations like the Pacific Island Forum,</w:t>
+      </w:r>
+      <w:r>
+        <w:rPr>
+          <w:rStyle w:val="FootnoteReference"/>
+        </w:rPr>
+        <w:footnoteReference w:id="28"/>
+      </w:r>
+      <w:r>
+        <w:t xml:space="preserve"> </w:t>
+      </w:r>
+      <w:r>
+        <w:t xml:space="preserve">and</w:t>
+      </w:r>
+    </w:p>
+    <w:p>
+      <w:pPr>
+        <w:pStyle w:val="FirstParagraph"/>
+      </w:pPr>
+      <w:r>
+        <w:t xml:space="preserve">New metrics starters-for-10 measures include:</w:t>
+      </w:r>
+    </w:p>
+    <w:p>
+      <w:pPr>
+        <w:pStyle w:val="Compact"/>
+        <w:numPr>
+          <w:ilvl w:val="0"/>
+          <w:numId w:val="1003"/>
+        </w:numPr>
+      </w:pPr>
+      <w:r>
+        <w:t xml:space="preserve">Vessels</w:t>
+      </w:r>
+    </w:p>
+    <w:p>
+      <w:pPr>
+        <w:pStyle w:val="FirstParagraph"/>
+      </w:pPr>
+      <w:r>
+        <w:t xml:space="preserve">bitten off more than it can chew.</w:t>
+      </w:r>
+    </w:p>
+    <w:p>
       <w:r>
         <w:br w:type="page"/>
       </w:r>
     </w:p>
-    <w:bookmarkEnd w:id="21"/>
-    <w:bookmarkStart w:id="22" w:name="recommendations"/>
+    <w:bookmarkEnd w:id="30"/>
+    <w:bookmarkStart w:id="31" w:name="recommendations"/>
     <w:p>
       <w:pPr>
         <w:pStyle w:val="Heading1"/>
@@ -117,8 +525,8 @@
         <w:br w:type="page"/>
       </w:r>
     </w:p>
-    <w:bookmarkEnd w:id="22"/>
-    <w:bookmarkStart w:id="23" w:name="references"/>
+    <w:bookmarkEnd w:id="31"/>
+    <w:bookmarkStart w:id="35" w:name="references"/>
     <w:p>
       <w:pPr>
         <w:pStyle w:val="Heading1"/>
@@ -127,14 +535,51 @@
         <w:t xml:space="preserve">References</w:t>
       </w:r>
     </w:p>
-    <w:bookmarkEnd w:id="23"/>
+    <w:bookmarkStart w:id="34" w:name="refs"/>
+    <w:bookmarkStart w:id="33" w:name="ref-Benefish4"/>
+    <w:p>
+      <w:pPr>
+        <w:pStyle w:val="Bibliography"/>
+      </w:pPr>
+      <w:r>
+        <w:t xml:space="preserve">Gillett, R, and M Fong. 2023.</w:t>
+      </w:r>
+      <w:r>
+        <w:t xml:space="preserve"> </w:t>
+      </w:r>
+      <w:r>
+        <w:t xml:space="preserve">“Fisheries in the Economies of Pacific Island Countries and Territories (Benefish Study 4).”</w:t>
+      </w:r>
+      <w:r>
+        <w:t xml:space="preserve"> </w:t>
+      </w:r>
+      <w:r>
+        <w:t xml:space="preserve">The Pacific Community.</w:t>
+      </w:r>
+      <w:r>
+        <w:t xml:space="preserve"> </w:t>
+      </w:r>
+      <w:hyperlink r:id="rId32">
+        <w:r>
+          <w:rPr>
+            <w:rStyle w:val="Hyperlink"/>
+          </w:rPr>
+          <w:t xml:space="preserve">https:// purl.org/spc/digilib/doc/ppizh</w:t>
+        </w:r>
+      </w:hyperlink>
+      <w:r>
+        <w:t xml:space="preserve">.</w:t>
+      </w:r>
+    </w:p>
+    <w:bookmarkEnd w:id="33"/>
+    <w:bookmarkEnd w:id="34"/>
+    <w:bookmarkEnd w:id="35"/>
     <w:sectPr>
       <w:headerReference r:id="rId9" w:type="even"/>
       <w:headerReference r:id="rId11" w:type="default"/>
-      <w:footerReference r:id="rId14" w:type="even"/>
-      <w:footerReference r:id="rId13" w:type="default"/>
+      <w:footerReference r:id="rId13" w:type="even"/>
+      <w:footerReference r:id="rId12" w:type="default"/>
       <w:headerReference r:id="rId10" w:type="first"/>
-      <w:footerReference r:id="rId12" w:type="first"/>
       <w:pgSz w:code="9" w:h="16838" w:w="11906"/>
       <w:pgMar w:bottom="1440" w:footer="720" w:gutter="0" w:header="720" w:left="1800" w:right="1800" w:top="1440"/>
       <w:pgBorders w:offsetFrom="page">
@@ -268,16 +713,6 @@
 </w:ftr>
 </file>
 
-<file path=word/footer3.xml><?xml version="1.0" encoding="utf-8"?>
-<w:ftr xmlns:wpc="http://schemas.microsoft.com/office/word/2010/wordprocessingCanvas" xmlns:cx="http://schemas.microsoft.com/office/drawing/2014/chartex" xmlns:cx1="http://schemas.microsoft.com/office/drawing/2015/9/8/chartex" xmlns:cx2="http://schemas.microsoft.com/office/drawing/2015/10/21/chartex" xmlns:cx3="http://schemas.microsoft.com/office/drawing/2016/5/9/chartex" xmlns:cx4="http://schemas.microsoft.com/office/drawing/2016/5/10/chartex" xmlns:cx5="http://schemas.microsoft.com/office/drawing/2016/5/11/chartex" xmlns:cx6="http://schemas.microsoft.com/office/drawing/2016/5/12/chartex" xmlns:cx7="http://schemas.microsoft.com/office/drawing/2016/5/13/chartex" xmlns:cx8="http://schemas.microsoft.com/office/drawing/2016/5/14/chartex" xmlns:mc="http://schemas.openxmlformats.org/markup-compatibility/2006" xmlns:aink="http://schemas.microsoft.com/office/drawing/2016/ink" xmlns:am3d="http://schemas.microsoft.com/office/drawing/2017/model3d" xmlns:o="urn:schemas-microsoft-com:office:office" xmlns:oel="http://schemas.microsoft.com/office/2019/extlst" xmlns:r="http://schemas.openxmlformats.org/officeDocument/2006/relationships" xmlns:m="http://schemas.openxmlformats.org/officeDocument/2006/math" xmlns:v="urn:schemas-microsoft-com:vml" xmlns:wp14="http://schemas.microsoft.com/office/word/2010/wordprocessingDrawing" xmlns:wp="http://schemas.openxmlformats.org/drawingml/2006/wordprocessingDrawing" xmlns:w10="urn:schemas-microsoft-com:office:word" xmlns:w="http://schemas.openxmlformats.org/wordprocessingml/2006/main" xmlns:w14="http://schemas.microsoft.com/office/word/2010/wordml" xmlns:w15="http://schemas.microsoft.com/office/word/2012/wordml" xmlns:w16cex="http://schemas.microsoft.com/office/word/2018/wordml/cex" xmlns:w16cid="http://schemas.microsoft.com/office/word/2016/wordml/cid" xmlns:w16="http://schemas.microsoft.com/office/word/2018/wordml" xmlns:w16du="http://schemas.microsoft.com/office/word/2023/wordml/word16du" xmlns:w16sdtdh="http://schemas.microsoft.com/office/word/2020/wordml/sdtdatahash" xmlns:w16se="http://schemas.microsoft.com/office/word/2015/wordml/symex" xmlns:wpg="http://schemas.microsoft.com/office/word/2010/wordprocessingGroup" xmlns:wpi="http://schemas.microsoft.com/office/word/2010/wordprocessingInk" xmlns:wne="http://schemas.microsoft.com/office/word/2006/wordml" xmlns:wps="http://schemas.microsoft.com/office/word/2010/wordprocessingShape" mc:Ignorable="w14 w15 w16se w16cid w16 w16cex w16sdtdh w16du wp14">
-  <w:p>
-    <w:pPr>
-      <w:pStyle w:val="Footer"/>
-    </w:pPr>
-  </w:p>
-</w:ftr>
-</file>
-
 <file path=word/footnotes.xml><?xml version="1.0" encoding="utf-8"?>
 <w:footnotes xmlns:w="http://schemas.openxmlformats.org/wordprocessingml/2006/main" xmlns:m="http://schemas.openxmlformats.org/officeDocument/2006/math" xmlns:r="http://schemas.openxmlformats.org/officeDocument/2006/relationships" xmlns:o="urn:schemas-microsoft-com:office:office" xmlns:v="urn:schemas-microsoft-com:vml" xmlns:w10="urn:schemas-microsoft-com:office:word" xmlns:a="http://schemas.openxmlformats.org/drawingml/2006/main" xmlns:pic="http://schemas.openxmlformats.org/drawingml/2006/picture" xmlns:wp="http://schemas.openxmlformats.org/drawingml/2006/wordprocessingDrawing">
   <w:footnote w:type="continuationSeparator" w:id="0">
@@ -292,6 +727,106 @@
       <w:r>
         <w:separator/>
       </w:r>
+    </w:p>
+  </w:footnote>
+  <w:footnote w:id="20">
+    <w:p>
+      <w:pPr>
+        <w:pStyle w:val="FootnoteText"/>
+      </w:pPr>
+      <w:r>
+        <w:rPr>
+          <w:rStyle w:val="FootnoteReference"/>
+        </w:rPr>
+        <w:footnoteRef/>
+      </w:r>
+      <w:r>
+        <w:t xml:space="preserve"> </w:t>
+      </w:r>
+      <w:r>
+        <w:t xml:space="preserve">Robert Gillett and Merelesita Fong</w:t>
+      </w:r>
+    </w:p>
+  </w:footnote>
+  <w:footnote w:id="21">
+    <w:p>
+      <w:pPr>
+        <w:pStyle w:val="FootnoteText"/>
+      </w:pPr>
+      <w:r>
+        <w:rPr>
+          <w:rStyle w:val="FootnoteReference"/>
+        </w:rPr>
+        <w:footnoteRef/>
+      </w:r>
+      <w:r>
+        <w:t xml:space="preserve"> </w:t>
+      </w:r>
+      <w:r>
+        <w:t xml:space="preserve">Table 8-14, Benefish4</w:t>
+      </w:r>
+    </w:p>
+  </w:footnote>
+  <w:footnote w:id="22">
+    <w:p>
+      <w:pPr>
+        <w:pStyle w:val="FootnoteText"/>
+      </w:pPr>
+      <w:r>
+        <w:rPr>
+          <w:rStyle w:val="FootnoteReference"/>
+        </w:rPr>
+        <w:footnoteRef/>
+      </w:r>
+      <w:r>
+        <w:t xml:space="preserve"> </w:t>
+      </w:r>
+      <w:r>
+        <w:t xml:space="preserve">Table 16-16, Benefish4</w:t>
+      </w:r>
+    </w:p>
+  </w:footnote>
+  <w:footnote w:id="23">
+    <w:p>
+      <w:pPr>
+        <w:pStyle w:val="FootnoteText"/>
+      </w:pPr>
+      <w:r>
+        <w:rPr>
+          <w:rStyle w:val="FootnoteReference"/>
+        </w:rPr>
+        <w:footnoteRef/>
+      </w:r>
+      <w:r>
+        <w:t xml:space="preserve"> </w:t>
+      </w:r>
+      <w:r>
+        <w:t xml:space="preserve">Benefish4 actually devotes considerable effort in chapter 34 to make fish consumption comparable between countries. Significant third-party-derived historical information is presented together in order to try and draw some sensible cross-country conclusions about fish consumption change. The effort is, to some extent, also evidence that the topic needs more research attention than could be provided by two researchers collecting consumption metrics as part of a range of fisheries metrics across 24 PICTs.</w:t>
+      </w:r>
+    </w:p>
+  </w:footnote>
+  <w:footnote w:id="28">
+    <w:p>
+      <w:pPr>
+        <w:pStyle w:val="FootnoteText"/>
+      </w:pPr>
+      <w:r>
+        <w:rPr>
+          <w:rStyle w:val="FootnoteReference"/>
+        </w:rPr>
+        <w:footnoteRef/>
+      </w:r>
+      <w:r>
+        <w:t xml:space="preserve"> </w:t>
+      </w:r>
+      <w:hyperlink r:id="rId29">
+        <w:r>
+          <w:rPr>
+            <w:rStyle w:val="Hyperlink"/>
+          </w:rPr>
+          <w:t xml:space="preserve">https://forumsec.org/sites/default/files/2024-09/Pacific%20Regional%20Statistics%20Priorities.pdf</w:t>
+        </w:r>
+      </w:hyperlink>
     </w:p>
   </w:footnote>
 </w:footnotes>
@@ -312,13 +847,119 @@
         <w:noProof/>
       </w:rPr>
       <w:drawing>
-        <wp:anchor distT="0" distB="0" distL="114300" distR="114300" simplePos="0" relativeHeight="251657216" behindDoc="0" locked="0" layoutInCell="1" allowOverlap="1" wp14:anchorId="1B71EE69" wp14:editId="52B822B2">
+        <wp:anchor distT="0" distB="0" distL="114300" distR="114300" simplePos="0" relativeHeight="251659776" behindDoc="0" locked="0" layoutInCell="1" allowOverlap="1" wp14:anchorId="785E2F50" wp14:editId="629CEE51">
           <wp:simplePos x="0" y="0"/>
           <wp:positionH relativeFrom="column">
-            <wp:posOffset>-1123950</wp:posOffset>
+            <wp:posOffset>-1371600</wp:posOffset>
           </wp:positionH>
           <wp:positionV relativeFrom="paragraph">
-            <wp:posOffset>-457200</wp:posOffset>
+            <wp:posOffset>-451116</wp:posOffset>
+          </wp:positionV>
+          <wp:extent cx="7788275" cy="266700"/>
+          <wp:effectExtent l="0" t="0" r="0" b="0"/>
+          <wp:wrapNone/>
+          <wp:docPr id="1569086092" name="Picture 1569086092"/>
+          <wp:cNvGraphicFramePr>
+            <a:graphicFrameLocks xmlns:a="http://schemas.openxmlformats.org/drawingml/2006/main" noChangeAspect="1"/>
+          </wp:cNvGraphicFramePr>
+          <a:graphic xmlns:a="http://schemas.openxmlformats.org/drawingml/2006/main">
+            <a:graphicData uri="http://schemas.openxmlformats.org/drawingml/2006/picture">
+              <pic:pic xmlns:pic="http://schemas.openxmlformats.org/drawingml/2006/picture">
+                <pic:nvPicPr>
+                  <pic:cNvPr id="4" name="Picture 4"/>
+                  <pic:cNvPicPr/>
+                </pic:nvPicPr>
+                <pic:blipFill>
+                  <a:blip r:embed="rId1">
+                    <a:extLst>
+                      <a:ext uri="{28A0092B-C50C-407E-A947-70E740481C1C}">
+                        <a14:useLocalDpi xmlns:a14="http://schemas.microsoft.com/office/drawing/2010/main" val="0"/>
+                      </a:ext>
+                    </a:extLst>
+                  </a:blip>
+                  <a:stretch>
+                    <a:fillRect/>
+                  </a:stretch>
+                </pic:blipFill>
+                <pic:spPr>
+                  <a:xfrm rot="10800000">
+                    <a:off x="0" y="0"/>
+                    <a:ext cx="7788275" cy="266700"/>
+                  </a:xfrm>
+                  <a:prstGeom prst="rect">
+                    <a:avLst/>
+                  </a:prstGeom>
+                </pic:spPr>
+              </pic:pic>
+            </a:graphicData>
+          </a:graphic>
+          <wp14:sizeRelH relativeFrom="page">
+            <wp14:pctWidth>0</wp14:pctWidth>
+          </wp14:sizeRelH>
+          <wp14:sizeRelV relativeFrom="page">
+            <wp14:pctHeight>0</wp14:pctHeight>
+          </wp14:sizeRelV>
+        </wp:anchor>
+      </w:drawing>
+    </w:r>
+    <w:sdt>
+      <w:sdtPr>
+        <w:rPr>
+          <w:color w:val="A6A6A6" w:themeColor="background1" w:themeShade="A6"/>
+        </w:rPr>
+        <w:alias w:val="Title"/>
+        <w:tag w:val=""/>
+        <w:id w:val="454683203"/>
+        <w:placeholder>
+          <w:docPart w:val="246EC56E8EF34030B9E7BB0FFC7B24F5"/>
+        </w:placeholder>
+        <w:showingPlcHdr/>
+        <w:dataBinding w:prefixMappings="xmlns:ns0='http://purl.org/dc/elements/1.1/' xmlns:ns1='http://schemas.openxmlformats.org/package/2006/metadata/core-properties' " w:xpath="/ns1:coreProperties[1]/ns0:title[1]" w:storeItemID="{6C3C8BC8-F283-45AE-878A-BAB7291924A1}"/>
+        <w:text/>
+      </w:sdtPr>
+      <w:sdtContent>
+        <w:r>
+          <w:rPr>
+            <w:rStyle w:val="PlaceholderText"/>
+            <w:i/>
+            <w:iCs/>
+            <w:sz w:val="20"/>
+            <w:szCs w:val="22"/>
+          </w:rPr>
+          <w:t>[Title]</w:t>
+        </w:r>
+      </w:sdtContent>
+    </w:sdt>
+  </w:p>
+  <w:p>
+    <w:pPr>
+      <w:pStyle w:val="Header"/>
+    </w:pPr>
+  </w:p>
+</w:hdr>
+</file>
+
+<file path=word/header2.xml><?xml version="1.0" encoding="utf-8"?>
+<w:hdr xmlns:wpc="http://schemas.microsoft.com/office/word/2010/wordprocessingCanvas" xmlns:cx="http://schemas.microsoft.com/office/drawing/2014/chartex" xmlns:cx1="http://schemas.microsoft.com/office/drawing/2015/9/8/chartex" xmlns:cx2="http://schemas.microsoft.com/office/drawing/2015/10/21/chartex" xmlns:cx3="http://schemas.microsoft.com/office/drawing/2016/5/9/chartex" xmlns:cx4="http://schemas.microsoft.com/office/drawing/2016/5/10/chartex" xmlns:cx5="http://schemas.microsoft.com/office/drawing/2016/5/11/chartex" xmlns:cx6="http://schemas.microsoft.com/office/drawing/2016/5/12/chartex" xmlns:cx7="http://schemas.microsoft.com/office/drawing/2016/5/13/chartex" xmlns:cx8="http://schemas.microsoft.com/office/drawing/2016/5/14/chartex" xmlns:mc="http://schemas.openxmlformats.org/markup-compatibility/2006" xmlns:aink="http://schemas.microsoft.com/office/drawing/2016/ink" xmlns:am3d="http://schemas.microsoft.com/office/drawing/2017/model3d" xmlns:o="urn:schemas-microsoft-com:office:office" xmlns:oel="http://schemas.microsoft.com/office/2019/extlst" xmlns:r="http://schemas.openxmlformats.org/officeDocument/2006/relationships" xmlns:m="http://schemas.openxmlformats.org/officeDocument/2006/math" xmlns:v="urn:schemas-microsoft-com:vml" xmlns:wp14="http://schemas.microsoft.com/office/word/2010/wordprocessingDrawing" xmlns:wp="http://schemas.openxmlformats.org/drawingml/2006/wordprocessingDrawing" xmlns:w10="urn:schemas-microsoft-com:office:word" xmlns:w="http://schemas.openxmlformats.org/wordprocessingml/2006/main" xmlns:w14="http://schemas.microsoft.com/office/word/2010/wordml" xmlns:w15="http://schemas.microsoft.com/office/word/2012/wordml" xmlns:w16cex="http://schemas.microsoft.com/office/word/2018/wordml/cex" xmlns:w16cid="http://schemas.microsoft.com/office/word/2016/wordml/cid" xmlns:w16="http://schemas.microsoft.com/office/word/2018/wordml" xmlns:w16du="http://schemas.microsoft.com/office/word/2023/wordml/word16du" xmlns:w16sdtdh="http://schemas.microsoft.com/office/word/2020/wordml/sdtdatahash" xmlns:w16se="http://schemas.microsoft.com/office/word/2015/wordml/symex" xmlns:wpg="http://schemas.microsoft.com/office/word/2010/wordprocessingGroup" xmlns:wpi="http://schemas.microsoft.com/office/word/2010/wordprocessingInk" xmlns:wne="http://schemas.microsoft.com/office/word/2006/wordml" xmlns:wps="http://schemas.microsoft.com/office/word/2010/wordprocessingShape" mc:Ignorable="w14 w15 w16se w16cid w16 w16cex w16sdtdh w16du wp14">
+  <w:p>
+    <w:pPr>
+      <w:pStyle w:val="Header"/>
+      <w:rPr>
+        <w:color w:val="A6A6A6" w:themeColor="background1" w:themeShade="A6"/>
+      </w:rPr>
+    </w:pPr>
+    <w:r>
+      <w:rPr>
+        <w:noProof/>
+      </w:rPr>
+      <w:drawing>
+        <wp:anchor distT="0" distB="0" distL="114300" distR="114300" simplePos="0" relativeHeight="251657216" behindDoc="0" locked="0" layoutInCell="1" allowOverlap="1" wp14:anchorId="1B71EE69" wp14:editId="238A7C74">
+          <wp:simplePos x="0" y="0"/>
+          <wp:positionH relativeFrom="column">
+            <wp:posOffset>-1144270</wp:posOffset>
+          </wp:positionH>
+          <wp:positionV relativeFrom="paragraph">
+            <wp:posOffset>-456713</wp:posOffset>
           </wp:positionV>
           <wp:extent cx="7788275" cy="266700"/>
           <wp:effectExtent l="0" t="0" r="0" b="0"/>
@@ -374,52 +1015,6 @@
         </w:rPr>
         <w:alias w:val="Title"/>
         <w:tag w:val=""/>
-        <w:id w:val="454683203"/>
-        <w:placeholder>
-          <w:docPart w:val="246EC56E8EF34030B9E7BB0FFC7B24F5"/>
-        </w:placeholder>
-        <w:showingPlcHdr/>
-        <w:dataBinding w:prefixMappings="xmlns:ns0='http://purl.org/dc/elements/1.1/' xmlns:ns1='http://schemas.openxmlformats.org/package/2006/metadata/core-properties' " w:xpath="/ns1:coreProperties[1]/ns0:title[1]" w:storeItemID="{6C3C8BC8-F283-45AE-878A-BAB7291924A1}"/>
-        <w:text/>
-      </w:sdtPr>
-      <w:sdtContent>
-        <w:r>
-          <w:rPr>
-            <w:rStyle w:val="PlaceholderText"/>
-            <w:i/>
-            <w:iCs/>
-            <w:sz w:val="20"/>
-            <w:szCs w:val="22"/>
-          </w:rPr>
-          <w:t>[Title]</w:t>
-        </w:r>
-      </w:sdtContent>
-    </w:sdt>
-  </w:p>
-  <w:p>
-    <w:pPr>
-      <w:pStyle w:val="Header"/>
-    </w:pPr>
-  </w:p>
-</w:hdr>
-</file>
-
-<file path=word/header2.xml><?xml version="1.0" encoding="utf-8"?>
-<w:hdr xmlns:wpc="http://schemas.microsoft.com/office/word/2010/wordprocessingCanvas" xmlns:cx="http://schemas.microsoft.com/office/drawing/2014/chartex" xmlns:cx1="http://schemas.microsoft.com/office/drawing/2015/9/8/chartex" xmlns:cx2="http://schemas.microsoft.com/office/drawing/2015/10/21/chartex" xmlns:cx3="http://schemas.microsoft.com/office/drawing/2016/5/9/chartex" xmlns:cx4="http://schemas.microsoft.com/office/drawing/2016/5/10/chartex" xmlns:cx5="http://schemas.microsoft.com/office/drawing/2016/5/11/chartex" xmlns:cx6="http://schemas.microsoft.com/office/drawing/2016/5/12/chartex" xmlns:cx7="http://schemas.microsoft.com/office/drawing/2016/5/13/chartex" xmlns:cx8="http://schemas.microsoft.com/office/drawing/2016/5/14/chartex" xmlns:mc="http://schemas.openxmlformats.org/markup-compatibility/2006" xmlns:aink="http://schemas.microsoft.com/office/drawing/2016/ink" xmlns:am3d="http://schemas.microsoft.com/office/drawing/2017/model3d" xmlns:o="urn:schemas-microsoft-com:office:office" xmlns:oel="http://schemas.microsoft.com/office/2019/extlst" xmlns:r="http://schemas.openxmlformats.org/officeDocument/2006/relationships" xmlns:m="http://schemas.openxmlformats.org/officeDocument/2006/math" xmlns:v="urn:schemas-microsoft-com:vml" xmlns:wp14="http://schemas.microsoft.com/office/word/2010/wordprocessingDrawing" xmlns:wp="http://schemas.openxmlformats.org/drawingml/2006/wordprocessingDrawing" xmlns:w10="urn:schemas-microsoft-com:office:word" xmlns:w="http://schemas.openxmlformats.org/wordprocessingml/2006/main" xmlns:w14="http://schemas.microsoft.com/office/word/2010/wordml" xmlns:w15="http://schemas.microsoft.com/office/word/2012/wordml" xmlns:w16cex="http://schemas.microsoft.com/office/word/2018/wordml/cex" xmlns:w16cid="http://schemas.microsoft.com/office/word/2016/wordml/cid" xmlns:w16="http://schemas.microsoft.com/office/word/2018/wordml" xmlns:w16du="http://schemas.microsoft.com/office/word/2023/wordml/word16du" xmlns:w16sdtdh="http://schemas.microsoft.com/office/word/2020/wordml/sdtdatahash" xmlns:w16se="http://schemas.microsoft.com/office/word/2015/wordml/symex" xmlns:wpg="http://schemas.microsoft.com/office/word/2010/wordprocessingGroup" xmlns:wpi="http://schemas.microsoft.com/office/word/2010/wordprocessingInk" xmlns:wne="http://schemas.microsoft.com/office/word/2006/wordml" xmlns:wps="http://schemas.microsoft.com/office/word/2010/wordprocessingShape" mc:Ignorable="w14 w15 w16se w16cid w16 w16cex w16sdtdh w16du wp14">
-  <w:p>
-    <w:pPr>
-      <w:pStyle w:val="Header"/>
-      <w:rPr>
-        <w:color w:val="A6A6A6" w:themeColor="background1" w:themeShade="A6"/>
-      </w:rPr>
-    </w:pPr>
-    <w:sdt>
-      <w:sdtPr>
-        <w:rPr>
-          <w:color w:val="A6A6A6" w:themeColor="background1" w:themeShade="A6"/>
-        </w:rPr>
-        <w:alias w:val="Title"/>
-        <w:tag w:val=""/>
         <w:id w:val="-333375313"/>
         <w:placeholder>
           <w:docPart w:val="EF68C8CD31FC4B09987C816547DD395E"/>
@@ -446,66 +1041,6 @@
         <w:noProof/>
       </w:rPr>
       <w:t xml:space="preserve"> </w:t>
-    </w:r>
-    <w:r>
-      <w:rPr>
-        <w:noProof/>
-      </w:rPr>
-      <w:drawing>
-        <wp:anchor distT="0" distB="0" distL="114300" distR="114300" simplePos="0" relativeHeight="251659264" behindDoc="0" locked="0" layoutInCell="1" allowOverlap="1" wp14:anchorId="2FFC31E3" wp14:editId="639A1CFD">
-          <wp:simplePos x="0" y="0"/>
-          <wp:positionH relativeFrom="column">
-            <wp:posOffset>-1142431</wp:posOffset>
-          </wp:positionH>
-          <wp:positionV relativeFrom="paragraph">
-            <wp:posOffset>-444755</wp:posOffset>
-          </wp:positionV>
-          <wp:extent cx="8703572" cy="249382"/>
-          <wp:effectExtent l="0" t="0" r="0" b="0"/>
-          <wp:wrapNone/>
-          <wp:docPr id="317278923" name="Picture 317278923"/>
-          <wp:cNvGraphicFramePr>
-            <a:graphicFrameLocks xmlns:a="http://schemas.openxmlformats.org/drawingml/2006/main" noChangeAspect="1"/>
-          </wp:cNvGraphicFramePr>
-          <a:graphic xmlns:a="http://schemas.openxmlformats.org/drawingml/2006/main">
-            <a:graphicData uri="http://schemas.openxmlformats.org/drawingml/2006/picture">
-              <pic:pic xmlns:pic="http://schemas.openxmlformats.org/drawingml/2006/picture">
-                <pic:nvPicPr>
-                  <pic:cNvPr id="4" name="Picture 4"/>
-                  <pic:cNvPicPr/>
-                </pic:nvPicPr>
-                <pic:blipFill>
-                  <a:blip r:embed="rId1">
-                    <a:extLst>
-                      <a:ext uri="{28A0092B-C50C-407E-A947-70E740481C1C}">
-                        <a14:useLocalDpi xmlns:a14="http://schemas.microsoft.com/office/drawing/2010/main" val="0"/>
-                      </a:ext>
-                    </a:extLst>
-                  </a:blip>
-                  <a:stretch>
-                    <a:fillRect/>
-                  </a:stretch>
-                </pic:blipFill>
-                <pic:spPr>
-                  <a:xfrm rot="10800000" flipV="1">
-                    <a:off x="0" y="0"/>
-                    <a:ext cx="8703572" cy="249382"/>
-                  </a:xfrm>
-                  <a:prstGeom prst="rect">
-                    <a:avLst/>
-                  </a:prstGeom>
-                </pic:spPr>
-              </pic:pic>
-            </a:graphicData>
-          </a:graphic>
-          <wp14:sizeRelH relativeFrom="page">
-            <wp14:pctWidth>0</wp14:pctWidth>
-          </wp14:sizeRelH>
-          <wp14:sizeRelV relativeFrom="page">
-            <wp14:pctHeight>0</wp14:pctHeight>
-          </wp14:sizeRelV>
-        </wp:anchor>
-      </w:drawing>
     </w:r>
   </w:p>
 </w:hdr>
@@ -671,9 +1206,95 @@
   </w:abstractNum>
   <w:abstractNum w15:restartNumberingAfterBreak="0" w:abstractNumId="1">
     <w:nsid w:val="14BD5A3D"/>
+    <w:multiLevelType w:val="multilevel"/>
+    <w:tmpl w:val="0C09001F"/>
+    <w:lvl w:ilvl="0">
+      <w:start w:val="1"/>
+      <w:numFmt w:val="decimal"/>
+      <w:lvlText w:val="%1."/>
+      <w:lvlJc w:val="left"/>
+      <w:pPr>
+        <w:ind w:hanging="360" w:left="360"/>
+      </w:pPr>
+    </w:lvl>
+    <w:lvl w:ilvl="1">
+      <w:start w:val="1"/>
+      <w:numFmt w:val="decimal"/>
+      <w:lvlText w:val="%1.%2."/>
+      <w:lvlJc w:val="left"/>
+      <w:pPr>
+        <w:ind w:hanging="432" w:left="792"/>
+      </w:pPr>
+    </w:lvl>
+    <w:lvl w:ilvl="2">
+      <w:start w:val="1"/>
+      <w:numFmt w:val="decimal"/>
+      <w:lvlText w:val="%1.%2.%3."/>
+      <w:lvlJc w:val="left"/>
+      <w:pPr>
+        <w:ind w:hanging="504" w:left="1224"/>
+      </w:pPr>
+    </w:lvl>
+    <w:lvl w:ilvl="3">
+      <w:start w:val="1"/>
+      <w:numFmt w:val="decimal"/>
+      <w:lvlText w:val="%1.%2.%3.%4."/>
+      <w:lvlJc w:val="left"/>
+      <w:pPr>
+        <w:ind w:hanging="648" w:left="1728"/>
+      </w:pPr>
+    </w:lvl>
+    <w:lvl w:ilvl="4">
+      <w:start w:val="1"/>
+      <w:numFmt w:val="decimal"/>
+      <w:lvlText w:val="%1.%2.%3.%4.%5."/>
+      <w:lvlJc w:val="left"/>
+      <w:pPr>
+        <w:ind w:hanging="792" w:left="2232"/>
+      </w:pPr>
+    </w:lvl>
+    <w:lvl w:ilvl="5">
+      <w:start w:val="1"/>
+      <w:numFmt w:val="decimal"/>
+      <w:lvlText w:val="%1.%2.%3.%4.%5.%6."/>
+      <w:lvlJc w:val="left"/>
+      <w:pPr>
+        <w:ind w:hanging="936" w:left="2736"/>
+      </w:pPr>
+    </w:lvl>
+    <w:lvl w:ilvl="6">
+      <w:start w:val="1"/>
+      <w:numFmt w:val="decimal"/>
+      <w:lvlText w:val="%1.%2.%3.%4.%5.%6.%7."/>
+      <w:lvlJc w:val="left"/>
+      <w:pPr>
+        <w:ind w:hanging="1080" w:left="3240"/>
+      </w:pPr>
+    </w:lvl>
+    <w:lvl w:ilvl="7">
+      <w:start w:val="1"/>
+      <w:numFmt w:val="decimal"/>
+      <w:lvlText w:val="%1.%2.%3.%4.%5.%6.%7.%8."/>
+      <w:lvlJc w:val="left"/>
+      <w:pPr>
+        <w:ind w:hanging="1224" w:left="3744"/>
+      </w:pPr>
+    </w:lvl>
+    <w:lvl w:ilvl="8">
+      <w:start w:val="1"/>
+      <w:numFmt w:val="decimal"/>
+      <w:lvlText w:val="%1.%2.%3.%4.%5.%6.%7.%8.%9."/>
+      <w:lvlJc w:val="left"/>
+      <w:pPr>
+        <w:ind w:hanging="1440" w:left="4320"/>
+      </w:pPr>
+    </w:lvl>
+  </w:abstractNum>
+  <w:abstractNum w15:restartNumberingAfterBreak="0" w:abstractNumId="2">
+    <w:nsid w:val="19365741"/>
     <w:multiLevelType w:val="hybridMultilevel"/>
-    <w:tmpl w:val="498AA9CE"/>
-    <w:lvl w:ilvl="0" w:tplc="4524D888">
+    <w:tmpl w:val="36E45372"/>
+    <w:lvl w:ilvl="0" w:tplc="31169C08">
       <w:start w:val="1"/>
       <w:numFmt w:val="decimal"/>
       <w:pStyle w:val="Heading1"/>
@@ -756,7 +1377,7 @@
       </w:pPr>
     </w:lvl>
   </w:abstractNum>
-  <w:abstractNum w15:restartNumberingAfterBreak="0" w:abstractNumId="2">
+  <w:abstractNum w15:restartNumberingAfterBreak="0" w:abstractNumId="3">
     <w:nsid w:val="2C1AE401"/>
     <w:multiLevelType w:val="multilevel"/>
     <w:tmpl w:val="A8E29AC2"/>
@@ -857,6 +1478,438 @@
           <w:tab w:pos="5760" w:val="num"/>
         </w:tabs>
         <w:ind w:hanging="480" w:left="6240"/>
+      </w:pPr>
+    </w:lvl>
+  </w:abstractNum>
+  <w:abstractNum w15:restartNumberingAfterBreak="0" w:abstractNumId="4">
+    <w:nsid w:val="39890DBA"/>
+    <w:multiLevelType w:val="hybridMultilevel"/>
+    <w:tmpl w:val="9C68E5B2"/>
+    <w:lvl w:ilvl="0" w:tplc="A9E2BE02">
+      <w:start w:val="1"/>
+      <w:numFmt w:val="decimal"/>
+      <w:pStyle w:val="Heading3"/>
+      <w:lvlText w:val="%1."/>
+      <w:lvlJc w:val="left"/>
+      <w:pPr>
+        <w:ind w:hanging="360" w:left="720"/>
+      </w:pPr>
+    </w:lvl>
+    <w:lvl w:ilvl="1" w:tentative="1" w:tplc="0C090019">
+      <w:start w:val="1"/>
+      <w:numFmt w:val="lowerLetter"/>
+      <w:lvlText w:val="%2."/>
+      <w:lvlJc w:val="left"/>
+      <w:pPr>
+        <w:ind w:hanging="360" w:left="1440"/>
+      </w:pPr>
+    </w:lvl>
+    <w:lvl w:ilvl="2" w:tentative="1" w:tplc="0C09001B">
+      <w:start w:val="1"/>
+      <w:numFmt w:val="lowerRoman"/>
+      <w:lvlText w:val="%3."/>
+      <w:lvlJc w:val="right"/>
+      <w:pPr>
+        <w:ind w:hanging="180" w:left="2160"/>
+      </w:pPr>
+    </w:lvl>
+    <w:lvl w:ilvl="3" w:tentative="1" w:tplc="0C09000F">
+      <w:start w:val="1"/>
+      <w:numFmt w:val="decimal"/>
+      <w:lvlText w:val="%4."/>
+      <w:lvlJc w:val="left"/>
+      <w:pPr>
+        <w:ind w:hanging="360" w:left="2880"/>
+      </w:pPr>
+    </w:lvl>
+    <w:lvl w:ilvl="4" w:tentative="1" w:tplc="0C090019">
+      <w:start w:val="1"/>
+      <w:numFmt w:val="lowerLetter"/>
+      <w:lvlText w:val="%5."/>
+      <w:lvlJc w:val="left"/>
+      <w:pPr>
+        <w:ind w:hanging="360" w:left="3600"/>
+      </w:pPr>
+    </w:lvl>
+    <w:lvl w:ilvl="5" w:tentative="1" w:tplc="0C09001B">
+      <w:start w:val="1"/>
+      <w:numFmt w:val="lowerRoman"/>
+      <w:lvlText w:val="%6."/>
+      <w:lvlJc w:val="right"/>
+      <w:pPr>
+        <w:ind w:hanging="180" w:left="4320"/>
+      </w:pPr>
+    </w:lvl>
+    <w:lvl w:ilvl="6" w:tentative="1" w:tplc="0C09000F">
+      <w:start w:val="1"/>
+      <w:numFmt w:val="decimal"/>
+      <w:lvlText w:val="%7."/>
+      <w:lvlJc w:val="left"/>
+      <w:pPr>
+        <w:ind w:hanging="360" w:left="5040"/>
+      </w:pPr>
+    </w:lvl>
+    <w:lvl w:ilvl="7" w:tentative="1" w:tplc="0C090019">
+      <w:start w:val="1"/>
+      <w:numFmt w:val="lowerLetter"/>
+      <w:lvlText w:val="%8."/>
+      <w:lvlJc w:val="left"/>
+      <w:pPr>
+        <w:ind w:hanging="360" w:left="5760"/>
+      </w:pPr>
+    </w:lvl>
+    <w:lvl w:ilvl="8" w:tentative="1" w:tplc="0C09001B">
+      <w:start w:val="1"/>
+      <w:numFmt w:val="lowerRoman"/>
+      <w:lvlText w:val="%9."/>
+      <w:lvlJc w:val="right"/>
+      <w:pPr>
+        <w:ind w:hanging="180" w:left="6480"/>
+      </w:pPr>
+    </w:lvl>
+  </w:abstractNum>
+  <w:abstractNum w15:restartNumberingAfterBreak="0" w:abstractNumId="5">
+    <w:nsid w:val="3A2C77C6"/>
+    <w:multiLevelType w:val="multilevel"/>
+    <w:tmpl w:val="0C09001F"/>
+    <w:lvl w:ilvl="0">
+      <w:start w:val="1"/>
+      <w:numFmt w:val="decimal"/>
+      <w:lvlText w:val="%1."/>
+      <w:lvlJc w:val="left"/>
+      <w:pPr>
+        <w:ind w:hanging="360" w:left="360"/>
+      </w:pPr>
+    </w:lvl>
+    <w:lvl w:ilvl="1">
+      <w:start w:val="1"/>
+      <w:numFmt w:val="decimal"/>
+      <w:lvlText w:val="%1.%2."/>
+      <w:lvlJc w:val="left"/>
+      <w:pPr>
+        <w:ind w:hanging="432" w:left="792"/>
+      </w:pPr>
+    </w:lvl>
+    <w:lvl w:ilvl="2">
+      <w:start w:val="1"/>
+      <w:numFmt w:val="decimal"/>
+      <w:lvlText w:val="%1.%2.%3."/>
+      <w:lvlJc w:val="left"/>
+      <w:pPr>
+        <w:ind w:hanging="504" w:left="1224"/>
+      </w:pPr>
+    </w:lvl>
+    <w:lvl w:ilvl="3">
+      <w:start w:val="1"/>
+      <w:numFmt w:val="decimal"/>
+      <w:lvlText w:val="%1.%2.%3.%4."/>
+      <w:lvlJc w:val="left"/>
+      <w:pPr>
+        <w:ind w:hanging="648" w:left="1728"/>
+      </w:pPr>
+    </w:lvl>
+    <w:lvl w:ilvl="4">
+      <w:start w:val="1"/>
+      <w:numFmt w:val="decimal"/>
+      <w:lvlText w:val="%1.%2.%3.%4.%5."/>
+      <w:lvlJc w:val="left"/>
+      <w:pPr>
+        <w:ind w:hanging="792" w:left="2232"/>
+      </w:pPr>
+    </w:lvl>
+    <w:lvl w:ilvl="5">
+      <w:start w:val="1"/>
+      <w:numFmt w:val="decimal"/>
+      <w:lvlText w:val="%1.%2.%3.%4.%5.%6."/>
+      <w:lvlJc w:val="left"/>
+      <w:pPr>
+        <w:ind w:hanging="936" w:left="2736"/>
+      </w:pPr>
+    </w:lvl>
+    <w:lvl w:ilvl="6">
+      <w:start w:val="1"/>
+      <w:numFmt w:val="decimal"/>
+      <w:lvlText w:val="%1.%2.%3.%4.%5.%6.%7."/>
+      <w:lvlJc w:val="left"/>
+      <w:pPr>
+        <w:ind w:hanging="1080" w:left="3240"/>
+      </w:pPr>
+    </w:lvl>
+    <w:lvl w:ilvl="7">
+      <w:start w:val="1"/>
+      <w:numFmt w:val="decimal"/>
+      <w:lvlText w:val="%1.%2.%3.%4.%5.%6.%7.%8."/>
+      <w:lvlJc w:val="left"/>
+      <w:pPr>
+        <w:ind w:hanging="1224" w:left="3744"/>
+      </w:pPr>
+    </w:lvl>
+    <w:lvl w:ilvl="8">
+      <w:start w:val="1"/>
+      <w:numFmt w:val="decimal"/>
+      <w:lvlText w:val="%1.%2.%3.%4.%5.%6.%7.%8.%9."/>
+      <w:lvlJc w:val="left"/>
+      <w:pPr>
+        <w:ind w:hanging="1440" w:left="4320"/>
+      </w:pPr>
+    </w:lvl>
+  </w:abstractNum>
+  <w:abstractNum w15:restartNumberingAfterBreak="0" w:abstractNumId="6">
+    <w:nsid w:val="48E300DB"/>
+    <w:multiLevelType w:val="hybridMultilevel"/>
+    <w:tmpl w:val="DF0C931C"/>
+    <w:lvl w:ilvl="0" w:tplc="7D386C76">
+      <w:start w:val="1"/>
+      <w:numFmt w:val="decimal"/>
+      <w:pStyle w:val="Heading2"/>
+      <w:lvlText w:val="%1."/>
+      <w:lvlJc w:val="left"/>
+      <w:pPr>
+        <w:ind w:hanging="360" w:left="720"/>
+      </w:pPr>
+    </w:lvl>
+    <w:lvl w:ilvl="1" w:tentative="1" w:tplc="0C090019">
+      <w:start w:val="1"/>
+      <w:numFmt w:val="lowerLetter"/>
+      <w:lvlText w:val="%2."/>
+      <w:lvlJc w:val="left"/>
+      <w:pPr>
+        <w:ind w:hanging="360" w:left="1440"/>
+      </w:pPr>
+    </w:lvl>
+    <w:lvl w:ilvl="2" w:tentative="1" w:tplc="0C09001B">
+      <w:start w:val="1"/>
+      <w:numFmt w:val="lowerRoman"/>
+      <w:lvlText w:val="%3."/>
+      <w:lvlJc w:val="right"/>
+      <w:pPr>
+        <w:ind w:hanging="180" w:left="2160"/>
+      </w:pPr>
+    </w:lvl>
+    <w:lvl w:ilvl="3" w:tentative="1" w:tplc="0C09000F">
+      <w:start w:val="1"/>
+      <w:numFmt w:val="decimal"/>
+      <w:lvlText w:val="%4."/>
+      <w:lvlJc w:val="left"/>
+      <w:pPr>
+        <w:ind w:hanging="360" w:left="2880"/>
+      </w:pPr>
+    </w:lvl>
+    <w:lvl w:ilvl="4" w:tentative="1" w:tplc="0C090019">
+      <w:start w:val="1"/>
+      <w:numFmt w:val="lowerLetter"/>
+      <w:lvlText w:val="%5."/>
+      <w:lvlJc w:val="left"/>
+      <w:pPr>
+        <w:ind w:hanging="360" w:left="3600"/>
+      </w:pPr>
+    </w:lvl>
+    <w:lvl w:ilvl="5" w:tentative="1" w:tplc="0C09001B">
+      <w:start w:val="1"/>
+      <w:numFmt w:val="lowerRoman"/>
+      <w:lvlText w:val="%6."/>
+      <w:lvlJc w:val="right"/>
+      <w:pPr>
+        <w:ind w:hanging="180" w:left="4320"/>
+      </w:pPr>
+    </w:lvl>
+    <w:lvl w:ilvl="6" w:tentative="1" w:tplc="0C09000F">
+      <w:start w:val="1"/>
+      <w:numFmt w:val="decimal"/>
+      <w:lvlText w:val="%7."/>
+      <w:lvlJc w:val="left"/>
+      <w:pPr>
+        <w:ind w:hanging="360" w:left="5040"/>
+      </w:pPr>
+    </w:lvl>
+    <w:lvl w:ilvl="7" w:tentative="1" w:tplc="0C090019">
+      <w:start w:val="1"/>
+      <w:numFmt w:val="lowerLetter"/>
+      <w:lvlText w:val="%8."/>
+      <w:lvlJc w:val="left"/>
+      <w:pPr>
+        <w:ind w:hanging="360" w:left="5760"/>
+      </w:pPr>
+    </w:lvl>
+    <w:lvl w:ilvl="8" w:tentative="1" w:tplc="0C09001B">
+      <w:start w:val="1"/>
+      <w:numFmt w:val="lowerRoman"/>
+      <w:lvlText w:val="%9."/>
+      <w:lvlJc w:val="right"/>
+      <w:pPr>
+        <w:ind w:hanging="180" w:left="6480"/>
+      </w:pPr>
+    </w:lvl>
+  </w:abstractNum>
+  <w:abstractNum w15:restartNumberingAfterBreak="0" w:abstractNumId="7">
+    <w:nsid w:val="56983B8D"/>
+    <w:multiLevelType w:val="multilevel"/>
+    <w:tmpl w:val="0C09001F"/>
+    <w:lvl w:ilvl="0">
+      <w:start w:val="1"/>
+      <w:numFmt w:val="decimal"/>
+      <w:lvlText w:val="%1."/>
+      <w:lvlJc w:val="left"/>
+      <w:pPr>
+        <w:ind w:hanging="360" w:left="360"/>
+      </w:pPr>
+    </w:lvl>
+    <w:lvl w:ilvl="1">
+      <w:start w:val="1"/>
+      <w:numFmt w:val="decimal"/>
+      <w:lvlText w:val="%1.%2."/>
+      <w:lvlJc w:val="left"/>
+      <w:pPr>
+        <w:ind w:hanging="432" w:left="792"/>
+      </w:pPr>
+    </w:lvl>
+    <w:lvl w:ilvl="2">
+      <w:start w:val="1"/>
+      <w:numFmt w:val="decimal"/>
+      <w:lvlText w:val="%1.%2.%3."/>
+      <w:lvlJc w:val="left"/>
+      <w:pPr>
+        <w:ind w:hanging="504" w:left="1224"/>
+      </w:pPr>
+    </w:lvl>
+    <w:lvl w:ilvl="3">
+      <w:start w:val="1"/>
+      <w:numFmt w:val="decimal"/>
+      <w:lvlText w:val="%1.%2.%3.%4."/>
+      <w:lvlJc w:val="left"/>
+      <w:pPr>
+        <w:ind w:hanging="648" w:left="1728"/>
+      </w:pPr>
+    </w:lvl>
+    <w:lvl w:ilvl="4">
+      <w:start w:val="1"/>
+      <w:numFmt w:val="decimal"/>
+      <w:lvlText w:val="%1.%2.%3.%4.%5."/>
+      <w:lvlJc w:val="left"/>
+      <w:pPr>
+        <w:ind w:hanging="792" w:left="2232"/>
+      </w:pPr>
+    </w:lvl>
+    <w:lvl w:ilvl="5">
+      <w:start w:val="1"/>
+      <w:numFmt w:val="decimal"/>
+      <w:lvlText w:val="%1.%2.%3.%4.%5.%6."/>
+      <w:lvlJc w:val="left"/>
+      <w:pPr>
+        <w:ind w:hanging="936" w:left="2736"/>
+      </w:pPr>
+    </w:lvl>
+    <w:lvl w:ilvl="6">
+      <w:start w:val="1"/>
+      <w:numFmt w:val="decimal"/>
+      <w:lvlText w:val="%1.%2.%3.%4.%5.%6.%7."/>
+      <w:lvlJc w:val="left"/>
+      <w:pPr>
+        <w:ind w:hanging="1080" w:left="3240"/>
+      </w:pPr>
+    </w:lvl>
+    <w:lvl w:ilvl="7">
+      <w:start w:val="1"/>
+      <w:numFmt w:val="decimal"/>
+      <w:lvlText w:val="%1.%2.%3.%4.%5.%6.%7.%8."/>
+      <w:lvlJc w:val="left"/>
+      <w:pPr>
+        <w:ind w:hanging="1224" w:left="3744"/>
+      </w:pPr>
+    </w:lvl>
+    <w:lvl w:ilvl="8">
+      <w:start w:val="1"/>
+      <w:numFmt w:val="decimal"/>
+      <w:lvlText w:val="%1.%2.%3.%4.%5.%6.%7.%8.%9."/>
+      <w:lvlJc w:val="left"/>
+      <w:pPr>
+        <w:ind w:hanging="1440" w:left="4320"/>
+      </w:pPr>
+    </w:lvl>
+  </w:abstractNum>
+  <w:abstractNum w15:restartNumberingAfterBreak="0" w:abstractNumId="8">
+    <w:nsid w:val="7B9B348C"/>
+    <w:multiLevelType w:val="multilevel"/>
+    <w:tmpl w:val="0C09001F"/>
+    <w:lvl w:ilvl="0">
+      <w:start w:val="1"/>
+      <w:numFmt w:val="decimal"/>
+      <w:lvlText w:val="%1."/>
+      <w:lvlJc w:val="left"/>
+      <w:pPr>
+        <w:ind w:hanging="360" w:left="360"/>
+      </w:pPr>
+    </w:lvl>
+    <w:lvl w:ilvl="1">
+      <w:start w:val="1"/>
+      <w:numFmt w:val="decimal"/>
+      <w:lvlText w:val="%1.%2."/>
+      <w:lvlJc w:val="left"/>
+      <w:pPr>
+        <w:ind w:hanging="432" w:left="792"/>
+      </w:pPr>
+    </w:lvl>
+    <w:lvl w:ilvl="2">
+      <w:start w:val="1"/>
+      <w:numFmt w:val="decimal"/>
+      <w:lvlText w:val="%1.%2.%3."/>
+      <w:lvlJc w:val="left"/>
+      <w:pPr>
+        <w:ind w:hanging="504" w:left="1224"/>
+      </w:pPr>
+    </w:lvl>
+    <w:lvl w:ilvl="3">
+      <w:start w:val="1"/>
+      <w:numFmt w:val="decimal"/>
+      <w:lvlText w:val="%1.%2.%3.%4."/>
+      <w:lvlJc w:val="left"/>
+      <w:pPr>
+        <w:ind w:hanging="648" w:left="1728"/>
+      </w:pPr>
+    </w:lvl>
+    <w:lvl w:ilvl="4">
+      <w:start w:val="1"/>
+      <w:numFmt w:val="decimal"/>
+      <w:lvlText w:val="%1.%2.%3.%4.%5."/>
+      <w:lvlJc w:val="left"/>
+      <w:pPr>
+        <w:ind w:hanging="792" w:left="2232"/>
+      </w:pPr>
+    </w:lvl>
+    <w:lvl w:ilvl="5">
+      <w:start w:val="1"/>
+      <w:numFmt w:val="decimal"/>
+      <w:lvlText w:val="%1.%2.%3.%4.%5.%6."/>
+      <w:lvlJc w:val="left"/>
+      <w:pPr>
+        <w:ind w:hanging="936" w:left="2736"/>
+      </w:pPr>
+    </w:lvl>
+    <w:lvl w:ilvl="6">
+      <w:start w:val="1"/>
+      <w:numFmt w:val="decimal"/>
+      <w:lvlText w:val="%1.%2.%3.%4.%5.%6.%7."/>
+      <w:lvlJc w:val="left"/>
+      <w:pPr>
+        <w:ind w:hanging="1080" w:left="3240"/>
+      </w:pPr>
+    </w:lvl>
+    <w:lvl w:ilvl="7">
+      <w:start w:val="1"/>
+      <w:numFmt w:val="decimal"/>
+      <w:lvlText w:val="%1.%2.%3.%4.%5.%6.%7.%8."/>
+      <w:lvlJc w:val="left"/>
+      <w:pPr>
+        <w:ind w:hanging="1224" w:left="3744"/>
+      </w:pPr>
+    </w:lvl>
+    <w:lvl w:ilvl="8">
+      <w:start w:val="1"/>
+      <w:numFmt w:val="decimal"/>
+      <w:lvlText w:val="%1.%2.%3.%4.%5.%6.%7.%8.%9."/>
+      <w:lvlJc w:val="left"/>
+      <w:pPr>
+        <w:ind w:hanging="1440" w:left="4320"/>
       </w:pPr>
     </w:lvl>
   </w:abstractNum>
@@ -936,8 +1989,196 @@
       </w:pPr>
     </w:lvl>
   </w:abstractNum>
+  <w:abstractNum w:abstractNumId="991">
+    <w:nsid w:val="0000A991"/>
+    <w:multiLevelType w:val="multilevel"/>
+    <w:lvl w:ilvl="0">
+      <w:numFmt w:val="bullet"/>
+      <w:lvlText w:val=""/>
+      <w:lvlJc w:val="left"/>
+      <w:pPr>
+        <w:ind w:left="720" w:hanging="360"/>
+      </w:pPr>
+      <w:rPr>
+        <w:rFonts w:ascii="Symbol" w:hAnsi="Symbol" w:cs="Symbol" w:hint="default"/>
+      </w:rPr>
+    </w:lvl>
+    <w:lvl w:ilvl="1">
+      <w:numFmt w:val="bullet"/>
+      <w:lvlText w:val="o"/>
+      <w:lvlJc w:val="left"/>
+      <w:pPr>
+        <w:ind w:left="1440" w:hanging="360"/>
+      </w:pPr>
+      <w:rPr>
+        <w:rFonts w:ascii="Courier New" w:hAnsi="Courier New" w:cs="Courier New" w:hint="default"/>
+      </w:rPr>
+    </w:lvl>
+    <w:lvl w:ilvl="2">
+      <w:numFmt w:val="bullet"/>
+      <w:lvlText w:val=""/>
+      <w:lvlJc w:val="left"/>
+      <w:pPr>
+        <w:ind w:left="2160" w:hanging="360"/>
+      </w:pPr>
+      <w:rPr>
+        <w:rFonts w:ascii="Wingdings" w:hAnsi="Wingdings" w:cs="Wingdings" w:hint="default"/>
+      </w:rPr>
+    </w:lvl>
+    <w:lvl w:ilvl="3">
+      <w:numFmt w:val="bullet"/>
+      <w:lvlText w:val=""/>
+      <w:lvlJc w:val="left"/>
+      <w:pPr>
+        <w:ind w:left="2880" w:hanging="360"/>
+      </w:pPr>
+      <w:rPr>
+        <w:rFonts w:ascii="Symbol" w:hAnsi="Symbol" w:cs="Symbol" w:hint="default"/>
+      </w:rPr>
+    </w:lvl>
+    <w:lvl w:ilvl="4">
+      <w:numFmt w:val="bullet"/>
+      <w:lvlText w:val="o"/>
+      <w:lvlJc w:val="left"/>
+      <w:pPr>
+        <w:ind w:left="3600" w:hanging="360"/>
+      </w:pPr>
+      <w:rPr>
+        <w:rFonts w:ascii="Courier New" w:hAnsi="Courier New" w:cs="Courier New" w:hint="default"/>
+      </w:rPr>
+    </w:lvl>
+    <w:lvl w:ilvl="5">
+      <w:numFmt w:val="bullet"/>
+      <w:lvlText w:val=""/>
+      <w:lvlJc w:val="left"/>
+      <w:pPr>
+        <w:ind w:left="4320" w:hanging="360"/>
+      </w:pPr>
+      <w:rPr>
+        <w:rFonts w:ascii="Wingdings" w:hAnsi="Wingdings" w:cs="Wingdings" w:hint="default"/>
+      </w:rPr>
+    </w:lvl>
+    <w:lvl w:ilvl="6">
+      <w:numFmt w:val="bullet"/>
+      <w:lvlText w:val=""/>
+      <w:lvlJc w:val="left"/>
+      <w:pPr>
+        <w:ind w:left="5040" w:hanging="360"/>
+      </w:pPr>
+      <w:rPr>
+        <w:rFonts w:ascii="Symbol" w:hAnsi="Symbol" w:cs="Symbol" w:hint="default"/>
+      </w:rPr>
+    </w:lvl>
+    <w:lvl w:ilvl="7">
+      <w:numFmt w:val="bullet"/>
+      <w:lvlText w:val="o"/>
+      <w:lvlJc w:val="left"/>
+      <w:pPr>
+        <w:ind w:left="5760" w:hanging="360"/>
+      </w:pPr>
+      <w:rPr>
+        <w:rFonts w:ascii="Courier New" w:hAnsi="Courier New" w:cs="Courier New" w:hint="default"/>
+      </w:rPr>
+    </w:lvl>
+    <w:lvl w:ilvl="8">
+      <w:numFmt w:val="bullet"/>
+      <w:lvlText w:val=""/>
+      <w:lvlJc w:val="left"/>
+      <w:pPr>
+        <w:ind w:left="6480" w:hanging="360"/>
+      </w:pPr>
+      <w:rPr>
+        <w:rFonts w:ascii="Wingdings" w:hAnsi="Wingdings" w:cs="Wingdings" w:hint="default"/>
+      </w:rPr>
+    </w:lvl>
+  </w:abstractNum>
+  <w:abstractNum w:abstractNumId="99411">
+    <w:nsid w:val="00A99411"/>
+    <w:multiLevelType w:val="multilevel"/>
+    <w:lvl w:ilvl="0">
+      <w:start w:val="1"/>
+      <w:numFmt w:val="decimal"/>
+      <w:lvlText w:val="%1."/>
+      <w:lvlJc w:val="left"/>
+      <w:pPr>
+        <w:ind w:left="720" w:hanging="360"/>
+      </w:pPr>
+    </w:lvl>
+    <w:lvl w:ilvl="1">
+      <w:start w:val="1"/>
+      <w:numFmt w:val="decimal"/>
+      <w:lvlText w:val="%2."/>
+      <w:lvlJc w:val="left"/>
+      <w:pPr>
+        <w:ind w:left="1440" w:hanging="360"/>
+      </w:pPr>
+    </w:lvl>
+    <w:lvl w:ilvl="2">
+      <w:start w:val="1"/>
+      <w:numFmt w:val="decimal"/>
+      <w:lvlText w:val="%3."/>
+      <w:lvlJc w:val="left"/>
+      <w:pPr>
+        <w:ind w:left="2160" w:hanging="360"/>
+      </w:pPr>
+    </w:lvl>
+    <w:lvl w:ilvl="3">
+      <w:start w:val="1"/>
+      <w:numFmt w:val="decimal"/>
+      <w:lvlText w:val="%4."/>
+      <w:lvlJc w:val="left"/>
+      <w:pPr>
+        <w:ind w:left="2880" w:hanging="360"/>
+      </w:pPr>
+    </w:lvl>
+    <w:lvl w:ilvl="4">
+      <w:start w:val="1"/>
+      <w:numFmt w:val="decimal"/>
+      <w:lvlText w:val="%5."/>
+      <w:lvlJc w:val="left"/>
+      <w:pPr>
+        <w:ind w:left="3600" w:hanging="360"/>
+      </w:pPr>
+    </w:lvl>
+    <w:lvl w:ilvl="5">
+      <w:start w:val="1"/>
+      <w:numFmt w:val="decimal"/>
+      <w:lvlText w:val="%6."/>
+      <w:lvlJc w:val="left"/>
+      <w:pPr>
+        <w:ind w:left="4320" w:hanging="360"/>
+      </w:pPr>
+    </w:lvl>
+    <w:lvl w:ilvl="6">
+      <w:start w:val="1"/>
+      <w:numFmt w:val="decimal"/>
+      <w:lvlText w:val="%7."/>
+      <w:lvlJc w:val="left"/>
+      <w:pPr>
+        <w:ind w:left="5040" w:hanging="360"/>
+      </w:pPr>
+    </w:lvl>
+    <w:lvl w:ilvl="7">
+      <w:start w:val="1"/>
+      <w:numFmt w:val="decimal"/>
+      <w:lvlText w:val="%8."/>
+      <w:lvlJc w:val="left"/>
+      <w:pPr>
+        <w:ind w:left="5760" w:hanging="360"/>
+      </w:pPr>
+    </w:lvl>
+    <w:lvl w:ilvl="8">
+      <w:start w:val="1"/>
+      <w:numFmt w:val="decimal"/>
+      <w:lvlText w:val="%9."/>
+      <w:lvlJc w:val="left"/>
+      <w:pPr>
+        <w:ind w:left="6480" w:hanging="360"/>
+      </w:pPr>
+    </w:lvl>
+  </w:abstractNum>
   <w:num w16cid:durableId="1650667902" w:numId="1">
-    <w:abstractNumId w:val="2"/>
+    <w:abstractNumId w:val="3"/>
   </w:num>
   <w:num w16cid:durableId="212280475" w:numId="2">
     <w:abstractNumId w:val="0"/>
@@ -945,8 +2186,89 @@
   <w:num w16cid:durableId="963316209" w:numId="3">
     <w:abstractNumId w:val="1"/>
   </w:num>
+  <w:num w16cid:durableId="1063527880" w:numId="4">
+    <w:abstractNumId w:val="2"/>
+  </w:num>
+  <w:num w16cid:durableId="1328440301" w:numId="5">
+    <w:abstractNumId w:val="7"/>
+  </w:num>
+  <w:num w16cid:durableId="352875897" w:numId="6">
+    <w:abstractNumId w:val="8"/>
+  </w:num>
+  <w:num w16cid:durableId="2064401553" w:numId="7">
+    <w:abstractNumId w:val="5"/>
+  </w:num>
+  <w:num w16cid:durableId="770591970" w:numId="8">
+    <w:abstractNumId w:val="6"/>
+  </w:num>
+  <w:num w16cid:durableId="117267032" w:numId="9">
+    <w:abstractNumId w:val="4"/>
+  </w:num>
   <w:num w:numId="1000">
     <w:abstractNumId w:val="990"/>
+  </w:num>
+  <w:num w:numId="1001">
+    <w:abstractNumId w:val="991"/>
+  </w:num>
+  <w:num w:numId="1002">
+    <w:abstractNumId w:val="99411"/>
+    <w:lvlOverride w:ilvl="0">
+      <w:startOverride w:val="1"/>
+    </w:lvlOverride>
+    <w:lvlOverride w:ilvl="1">
+      <w:startOverride w:val="1"/>
+    </w:lvlOverride>
+    <w:lvlOverride w:ilvl="2">
+      <w:startOverride w:val="1"/>
+    </w:lvlOverride>
+    <w:lvlOverride w:ilvl="3">
+      <w:startOverride w:val="1"/>
+    </w:lvlOverride>
+    <w:lvlOverride w:ilvl="4">
+      <w:startOverride w:val="1"/>
+    </w:lvlOverride>
+    <w:lvlOverride w:ilvl="5">
+      <w:startOverride w:val="1"/>
+    </w:lvlOverride>
+    <w:lvlOverride w:ilvl="6">
+      <w:startOverride w:val="1"/>
+    </w:lvlOverride>
+    <w:lvlOverride w:ilvl="7">
+      <w:startOverride w:val="1"/>
+    </w:lvlOverride>
+    <w:lvlOverride w:ilvl="8">
+      <w:startOverride w:val="1"/>
+    </w:lvlOverride>
+  </w:num>
+  <w:num w:numId="1003">
+    <w:abstractNumId w:val="99411"/>
+    <w:lvlOverride w:ilvl="0">
+      <w:startOverride w:val="1"/>
+    </w:lvlOverride>
+    <w:lvlOverride w:ilvl="1">
+      <w:startOverride w:val="1"/>
+    </w:lvlOverride>
+    <w:lvlOverride w:ilvl="2">
+      <w:startOverride w:val="1"/>
+    </w:lvlOverride>
+    <w:lvlOverride w:ilvl="3">
+      <w:startOverride w:val="1"/>
+    </w:lvlOverride>
+    <w:lvlOverride w:ilvl="4">
+      <w:startOverride w:val="1"/>
+    </w:lvlOverride>
+    <w:lvlOverride w:ilvl="5">
+      <w:startOverride w:val="1"/>
+    </w:lvlOverride>
+    <w:lvlOverride w:ilvl="6">
+      <w:startOverride w:val="1"/>
+    </w:lvlOverride>
+    <w:lvlOverride w:ilvl="7">
+      <w:startOverride w:val="1"/>
+    </w:lvlOverride>
+    <w:lvlOverride w:ilvl="8">
+      <w:startOverride w:val="1"/>
+    </w:lvlOverride>
   </w:num>
 </w:numbering>
 </file>
@@ -1309,9 +2631,9 @@
   <w:style w:default="1" w:styleId="Normal" w:type="paragraph">
     <w:name w:val="Normal"/>
     <w:qFormat/>
-    <w:rsid w:val="004E7FA2"/>
-    <w:rPr>
-      <w:rFonts w:ascii="Arial" w:hAnsi="Arial"/>
+    <w:rsid w:val="000C5060"/>
+    <w:rPr>
+      <w:rFonts w:ascii="Calibri" w:hAnsi="Calibri"/>
       <w:sz w:val="22"/>
     </w:rPr>
   </w:style>
@@ -1321,18 +2643,19 @@
     <w:next w:val="BodyText"/>
     <w:uiPriority w:val="9"/>
     <w:qFormat/>
-    <w:rsid w:val="004E7FA2"/>
+    <w:rsid w:val="003D4EC7"/>
     <w:pPr>
       <w:keepNext/>
       <w:keepLines/>
       <w:numPr>
-        <w:numId w:val="3"/>
+        <w:numId w:val="4"/>
       </w:numPr>
       <w:spacing w:after="0" w:before="240"/>
+      <w:ind w:hanging="357" w:left="357"/>
       <w:outlineLvl w:val="0"/>
     </w:pPr>
     <w:rPr>
-      <w:rFonts w:ascii="Calibri" w:cstheme="majorBidi" w:eastAsiaTheme="majorEastAsia" w:hAnsi="Calibri"/>
+      <w:rFonts w:cstheme="majorBidi" w:eastAsiaTheme="majorEastAsia"/>
       <w:b/>
       <w:bCs/>
       <w:sz w:val="24"/>
@@ -1346,8 +2669,11 @@
     <w:uiPriority w:val="9"/>
     <w:unhideWhenUsed/>
     <w:qFormat/>
-    <w:rsid w:val="004E7FA2"/>
-    <w:pPr>
+    <w:rsid w:val="00792C66"/>
+    <w:pPr>
+      <w:numPr>
+        <w:numId w:val="8"/>
+      </w:numPr>
       <w:spacing w:before="200"/>
       <w:outlineLvl w:val="1"/>
     </w:pPr>
@@ -1366,6 +2692,9 @@
     <w:qFormat/>
     <w:rsid w:val="004E7FA2"/>
     <w:pPr>
+      <w:numPr>
+        <w:numId w:val="9"/>
+      </w:numPr>
       <w:spacing w:before="200"/>
       <w:outlineLvl w:val="2"/>
     </w:pPr>
@@ -1524,7 +2853,7 @@
       <w:jc w:val="both"/>
     </w:pPr>
     <w:rPr>
-      <w:rFonts w:ascii="Calibri" w:cs="Kalinga" w:hAnsi="Calibri"/>
+      <w:rFonts w:cs="Kalinga"/>
     </w:rPr>
   </w:style>
   <w:style w:customStyle="1" w:styleId="FirstParagraph" w:type="paragraph">
@@ -1554,7 +2883,7 @@
       <w:jc w:val="center"/>
     </w:pPr>
     <w:rPr>
-      <w:rFonts w:ascii="Calibri" w:cstheme="majorBidi" w:eastAsiaTheme="majorEastAsia" w:hAnsi="Calibri"/>
+      <w:rFonts w:cstheme="majorBidi" w:eastAsiaTheme="majorEastAsia"/>
       <w:bCs/>
       <w:sz w:val="56"/>
       <w:szCs w:val="36"/>
@@ -1635,6 +2964,13 @@
     <w:uiPriority w:val="9"/>
     <w:unhideWhenUsed/>
     <w:qFormat/>
+    <w:rsid w:val="00CF3583"/>
+    <w:pPr>
+      <w:spacing w:after="0"/>
+    </w:pPr>
+    <w:rPr>
+      <w:sz w:val="18"/>
+    </w:rPr>
   </w:style>
   <w:style w:customStyle="1" w:styleId="Table" w:type="table">
     <w:name w:val="Table"/>
